--- a/docs/VS Code with Source Control.docx
+++ b/docs/VS Code with Source Control.docx
@@ -38,6 +38,7 @@
         </w:rPr>
         <w:t xml:space="preserve">by Bryan A. </w:t>
       </w:r>
+      <w:proofErr w:type="spellStart"/>
       <w:r>
         <w:rPr>
           <w:rFonts w:ascii="Calibri" w:hAnsi="Calibri" w:cs="Calibri"/>
@@ -48,6 +49,7 @@
         </w:rPr>
         <w:t>CrazyUncleBurton</w:t>
       </w:r>
+      <w:proofErr w:type="spellEnd"/>
       <w:r>
         <w:rPr>
           <w:rFonts w:ascii="Calibri" w:hAnsi="Calibri" w:cs="Calibri"/>
@@ -550,7 +552,25 @@
           <w:b/>
           <w:bCs/>
         </w:rPr>
-        <w:t>Run As Administrator</w:t>
+        <w:t xml:space="preserve">Run </w:t>
+      </w:r>
+      <w:proofErr w:type="gramStart"/>
+      <w:r>
+        <w:rPr>
+          <w:rFonts w:ascii="Calibri" w:hAnsi="Calibri" w:cs="Calibri"/>
+          <w:b/>
+          <w:bCs/>
+        </w:rPr>
+        <w:t>As</w:t>
+      </w:r>
+      <w:proofErr w:type="gramEnd"/>
+      <w:r>
+        <w:rPr>
+          <w:rFonts w:ascii="Calibri" w:hAnsi="Calibri" w:cs="Calibri"/>
+          <w:b/>
+          <w:bCs/>
+        </w:rPr>
+        <w:t xml:space="preserve"> Administrator</w:t>
       </w:r>
     </w:p>
     <w:p>
@@ -976,13 +996,23 @@
         </w:rPr>
         <w:t xml:space="preserve"> then </w:t>
       </w:r>
-      <w:r>
-        <w:rPr>
-          <w:rFonts w:ascii="Calibri" w:hAnsi="Calibri" w:cs="Calibri"/>
-          <w:b/>
-          <w:bCs/>
-        </w:rPr>
-        <w:t>click Next</w:t>
+      <w:proofErr w:type="gramStart"/>
+      <w:r>
+        <w:rPr>
+          <w:rFonts w:ascii="Calibri" w:hAnsi="Calibri" w:cs="Calibri"/>
+          <w:b/>
+          <w:bCs/>
+        </w:rPr>
+        <w:t>click</w:t>
+      </w:r>
+      <w:proofErr w:type="gramEnd"/>
+      <w:r>
+        <w:rPr>
+          <w:rFonts w:ascii="Calibri" w:hAnsi="Calibri" w:cs="Calibri"/>
+          <w:b/>
+          <w:bCs/>
+        </w:rPr>
+        <w:t xml:space="preserve"> Next</w:t>
       </w:r>
     </w:p>
     <w:p>
@@ -1109,7 +1139,35 @@
         <w:rPr>
           <w:rFonts w:ascii="Calibri" w:hAnsi="Calibri" w:cs="Calibri"/>
         </w:rPr>
-        <w:t xml:space="preserve">.  For Windows, use the one marked System instead of the one marked User and instead of the Windows Store version.  It will install for all users and give the ability to edit important files.  </w:t>
+        <w:t xml:space="preserve">.  For Windows, use the one marked System instead of the one marked User and instead of the Windows Store version.  It will </w:t>
+      </w:r>
+      <w:proofErr w:type="gramStart"/>
+      <w:r>
+        <w:rPr>
+          <w:rFonts w:ascii="Calibri" w:hAnsi="Calibri" w:cs="Calibri"/>
+        </w:rPr>
+        <w:t>install for</w:t>
+      </w:r>
+      <w:proofErr w:type="gramEnd"/>
+      <w:r>
+        <w:rPr>
+          <w:rFonts w:ascii="Calibri" w:hAnsi="Calibri" w:cs="Calibri"/>
+        </w:rPr>
+        <w:t xml:space="preserve"> all users and </w:t>
+      </w:r>
+      <w:proofErr w:type="gramStart"/>
+      <w:r>
+        <w:rPr>
+          <w:rFonts w:ascii="Calibri" w:hAnsi="Calibri" w:cs="Calibri"/>
+        </w:rPr>
+        <w:t>give</w:t>
+      </w:r>
+      <w:proofErr w:type="gramEnd"/>
+      <w:r>
+        <w:rPr>
+          <w:rFonts w:ascii="Calibri" w:hAnsi="Calibri" w:cs="Calibri"/>
+        </w:rPr>
+        <w:t xml:space="preserve"> the ability to edit important files.  </w:t>
       </w:r>
     </w:p>
     <w:p>
@@ -1145,7 +1203,25 @@
           <w:b/>
           <w:bCs/>
         </w:rPr>
-        <w:t xml:space="preserve"> and choose Run As Administrator</w:t>
+        <w:t xml:space="preserve"> and choose Run </w:t>
+      </w:r>
+      <w:proofErr w:type="gramStart"/>
+      <w:r>
+        <w:rPr>
+          <w:rFonts w:ascii="Calibri" w:hAnsi="Calibri" w:cs="Calibri"/>
+          <w:b/>
+          <w:bCs/>
+        </w:rPr>
+        <w:t>As</w:t>
+      </w:r>
+      <w:proofErr w:type="gramEnd"/>
+      <w:r>
+        <w:rPr>
+          <w:rFonts w:ascii="Calibri" w:hAnsi="Calibri" w:cs="Calibri"/>
+          <w:b/>
+          <w:bCs/>
+        </w:rPr>
+        <w:t xml:space="preserve"> Administrator</w:t>
       </w:r>
     </w:p>
     <w:p>
@@ -1405,13 +1481,29 @@
           <w:b/>
           <w:bCs/>
         </w:rPr>
-        <w:t>git –version</w:t>
-      </w:r>
-      <w:r>
-        <w:rPr>
-          <w:rFonts w:ascii="Calibri" w:hAnsi="Calibri" w:cs="Calibri"/>
-        </w:rPr>
-        <w:t xml:space="preserve">  It should report the version of Git that </w:t>
+        <w:t>git –</w:t>
+      </w:r>
+      <w:proofErr w:type="gramStart"/>
+      <w:r>
+        <w:rPr>
+          <w:rFonts w:ascii="Calibri" w:hAnsi="Calibri" w:cs="Calibri"/>
+          <w:b/>
+          <w:bCs/>
+        </w:rPr>
+        <w:t>version</w:t>
+      </w:r>
+      <w:r>
+        <w:rPr>
+          <w:rFonts w:ascii="Calibri" w:hAnsi="Calibri" w:cs="Calibri"/>
+        </w:rPr>
+        <w:t xml:space="preserve">  It</w:t>
+      </w:r>
+      <w:proofErr w:type="gramEnd"/>
+      <w:r>
+        <w:rPr>
+          <w:rFonts w:ascii="Calibri" w:hAnsi="Calibri" w:cs="Calibri"/>
+        </w:rPr>
+        <w:t xml:space="preserve"> should report the version of Git that </w:t>
       </w:r>
       <w:r>
         <w:rPr>
@@ -1454,7 +1546,21 @@
         <w:rPr>
           <w:rFonts w:ascii="Calibri" w:hAnsi="Calibri" w:cs="Calibri"/>
         </w:rPr>
-        <w:t xml:space="preserve"> User Name:                                           </w:t>
+        <w:t xml:space="preserve"> </w:t>
+      </w:r>
+      <w:proofErr w:type="gramStart"/>
+      <w:r>
+        <w:rPr>
+          <w:rFonts w:ascii="Calibri" w:hAnsi="Calibri" w:cs="Calibri"/>
+        </w:rPr>
+        <w:t>User Name</w:t>
+      </w:r>
+      <w:proofErr w:type="gramEnd"/>
+      <w:r>
+        <w:rPr>
+          <w:rFonts w:ascii="Calibri" w:hAnsi="Calibri" w:cs="Calibri"/>
+        </w:rPr>
+        <w:t xml:space="preserve">:                                           </w:t>
       </w:r>
       <w:r>
         <w:rPr>
@@ -1539,7 +1645,27 @@
           <w:b/>
           <w:bCs/>
         </w:rPr>
-        <w:t xml:space="preserve">git config --global user.email </w:t>
+        <w:t xml:space="preserve">git config --global </w:t>
+      </w:r>
+      <w:proofErr w:type="spellStart"/>
+      <w:proofErr w:type="gramStart"/>
+      <w:r>
+        <w:rPr>
+          <w:rFonts w:ascii="Calibri" w:hAnsi="Calibri" w:cs="Calibri"/>
+          <w:b/>
+          <w:bCs/>
+        </w:rPr>
+        <w:t>user.email</w:t>
+      </w:r>
+      <w:proofErr w:type="spellEnd"/>
+      <w:proofErr w:type="gramEnd"/>
+      <w:r>
+        <w:rPr>
+          <w:rFonts w:ascii="Calibri" w:hAnsi="Calibri" w:cs="Calibri"/>
+          <w:b/>
+          <w:bCs/>
+        </w:rPr>
+        <w:t xml:space="preserve"> </w:t>
       </w:r>
       <w:hyperlink r:id="rId11" w:history="1">
         <w:r>
@@ -1576,7 +1702,7 @@
           <w:noProof/>
         </w:rPr>
         <w:drawing>
-          <wp:inline distT="0" distB="0" distL="0" distR="0" wp14:anchorId="3296953C" wp14:editId="1F76C69F">
+          <wp:inline distT="0" distB="0" distL="0" distR="0" wp14:anchorId="3296953C" wp14:editId="32A55D00">
             <wp:extent cx="5943600" cy="1275080"/>
             <wp:effectExtent l="0" t="0" r="0" b="1270"/>
             <wp:docPr id="1153391975" name="Picture 2"/>
@@ -1770,11 +1896,19 @@
           <w:rFonts w:ascii="Calibri" w:hAnsi="Calibri" w:cs="Calibri"/>
         </w:rPr>
       </w:pPr>
-      <w:r>
-        <w:rPr>
-          <w:rFonts w:ascii="Calibri" w:hAnsi="Calibri" w:cs="Calibri"/>
-        </w:rPr>
-        <w:t xml:space="preserve">Search </w:t>
+      <w:proofErr w:type="gramStart"/>
+      <w:r>
+        <w:rPr>
+          <w:rFonts w:ascii="Calibri" w:hAnsi="Calibri" w:cs="Calibri"/>
+        </w:rPr>
+        <w:t>Search</w:t>
+      </w:r>
+      <w:proofErr w:type="gramEnd"/>
+      <w:r>
+        <w:rPr>
+          <w:rFonts w:ascii="Calibri" w:hAnsi="Calibri" w:cs="Calibri"/>
+        </w:rPr>
+        <w:t xml:space="preserve"> </w:t>
       </w:r>
       <w:r>
         <w:rPr>
@@ -2101,8 +2235,16 @@
         <w:rPr>
           <w:rFonts w:ascii="Calibri" w:hAnsi="Calibri" w:cs="Calibri"/>
         </w:rPr>
-        <w:t>it’s not already installed</w:t>
-      </w:r>
+        <w:t xml:space="preserve">it’s </w:t>
+      </w:r>
+      <w:proofErr w:type="gramStart"/>
+      <w:r>
+        <w:rPr>
+          <w:rFonts w:ascii="Calibri" w:hAnsi="Calibri" w:cs="Calibri"/>
+        </w:rPr>
+        <w:t>not already installed</w:t>
+      </w:r>
+      <w:proofErr w:type="gramEnd"/>
       <w:r>
         <w:rPr>
           <w:rFonts w:ascii="Calibri" w:hAnsi="Calibri" w:cs="Calibri"/>
@@ -2227,7 +2369,21 @@
         <w:rPr>
           <w:rFonts w:ascii="Calibri" w:hAnsi="Calibri" w:cs="Calibri"/>
         </w:rPr>
-        <w:t>project contains files and folders that with the source code which gets compiled and uploaded to the microcontroller.  It also contains files like platformio.ini which tell Platform</w:t>
+        <w:t xml:space="preserve">project contains files and folders </w:t>
+      </w:r>
+      <w:proofErr w:type="gramStart"/>
+      <w:r>
+        <w:rPr>
+          <w:rFonts w:ascii="Calibri" w:hAnsi="Calibri" w:cs="Calibri"/>
+        </w:rPr>
+        <w:t>that</w:t>
+      </w:r>
+      <w:proofErr w:type="gramEnd"/>
+      <w:r>
+        <w:rPr>
+          <w:rFonts w:ascii="Calibri" w:hAnsi="Calibri" w:cs="Calibri"/>
+        </w:rPr>
+        <w:t xml:space="preserve"> with the source code which gets compiled and uploaded to the microcontroller.  It also contains files like platformio.ini which tell Platform</w:t>
       </w:r>
       <w:r>
         <w:rPr>
@@ -2252,7 +2408,21 @@
         <w:rPr>
           <w:rFonts w:ascii="Calibri" w:hAnsi="Calibri" w:cs="Calibri"/>
         </w:rPr>
-        <w:t>When we open the project in VS Code, we are cloning the repository.  This is a process which downloads from the cloud repository to the local machine. If there is no existing project to clone, we show the process of creating a new project.</w:t>
+        <w:t xml:space="preserve">When we open the project in VS Code, we </w:t>
+      </w:r>
+      <w:proofErr w:type="gramStart"/>
+      <w:r>
+        <w:rPr>
+          <w:rFonts w:ascii="Calibri" w:hAnsi="Calibri" w:cs="Calibri"/>
+        </w:rPr>
+        <w:t>are cloning</w:t>
+      </w:r>
+      <w:proofErr w:type="gramEnd"/>
+      <w:r>
+        <w:rPr>
+          <w:rFonts w:ascii="Calibri" w:hAnsi="Calibri" w:cs="Calibri"/>
+        </w:rPr>
+        <w:t xml:space="preserve"> the repository.  This is a process which downloads from the cloud repository to the local machine. If there is no existing project to clone, we show the process of creating a new project.</w:t>
       </w:r>
     </w:p>
     <w:p>
@@ -2321,14 +2491,26 @@
           <w:bCs/>
         </w:rPr>
       </w:pPr>
-      <w:r>
-        <w:rPr>
-          <w:rFonts w:ascii="Calibri" w:hAnsi="Calibri" w:cs="Calibri"/>
-          <w:b/>
-          <w:bCs/>
-        </w:rPr>
-        <w:t>.pio</w:t>
-      </w:r>
+      <w:proofErr w:type="gramStart"/>
+      <w:r>
+        <w:rPr>
+          <w:rFonts w:ascii="Calibri" w:hAnsi="Calibri" w:cs="Calibri"/>
+          <w:b/>
+          <w:bCs/>
+        </w:rPr>
+        <w:t>.</w:t>
+      </w:r>
+      <w:proofErr w:type="spellStart"/>
+      <w:r>
+        <w:rPr>
+          <w:rFonts w:ascii="Calibri" w:hAnsi="Calibri" w:cs="Calibri"/>
+          <w:b/>
+          <w:bCs/>
+        </w:rPr>
+        <w:t>pio</w:t>
+      </w:r>
+      <w:proofErr w:type="spellEnd"/>
+      <w:proofErr w:type="gramEnd"/>
       <w:r>
         <w:rPr>
           <w:rFonts w:ascii="Calibri" w:hAnsi="Calibri" w:cs="Calibri"/>
@@ -2377,7 +2559,25 @@
           <w:b/>
           <w:bCs/>
         </w:rPr>
-        <w:t xml:space="preserve">    libdeps/ </w:t>
+        <w:t xml:space="preserve">    </w:t>
+      </w:r>
+      <w:proofErr w:type="spellStart"/>
+      <w:r>
+        <w:rPr>
+          <w:rFonts w:ascii="Calibri" w:hAnsi="Calibri" w:cs="Calibri"/>
+          <w:b/>
+          <w:bCs/>
+        </w:rPr>
+        <w:t>libdeps</w:t>
+      </w:r>
+      <w:proofErr w:type="spellEnd"/>
+      <w:r>
+        <w:rPr>
+          <w:rFonts w:ascii="Calibri" w:hAnsi="Calibri" w:cs="Calibri"/>
+          <w:b/>
+          <w:bCs/>
+        </w:rPr>
+        <w:t xml:space="preserve">/ </w:t>
       </w:r>
       <w:r>
         <w:rPr>
@@ -2425,14 +2625,26 @@
           <w:bCs/>
         </w:rPr>
       </w:pPr>
-      <w:r>
-        <w:rPr>
-          <w:rFonts w:ascii="Calibri" w:hAnsi="Calibri" w:cs="Calibri"/>
-          <w:b/>
-          <w:bCs/>
-        </w:rPr>
-        <w:t>.vscode</w:t>
-      </w:r>
+      <w:proofErr w:type="gramStart"/>
+      <w:r>
+        <w:rPr>
+          <w:rFonts w:ascii="Calibri" w:hAnsi="Calibri" w:cs="Calibri"/>
+          <w:b/>
+          <w:bCs/>
+        </w:rPr>
+        <w:t>.</w:t>
+      </w:r>
+      <w:proofErr w:type="spellStart"/>
+      <w:r>
+        <w:rPr>
+          <w:rFonts w:ascii="Calibri" w:hAnsi="Calibri" w:cs="Calibri"/>
+          <w:b/>
+          <w:bCs/>
+        </w:rPr>
+        <w:t>vscode</w:t>
+      </w:r>
+      <w:proofErr w:type="spellEnd"/>
+      <w:proofErr w:type="gramEnd"/>
     </w:p>
     <w:p>
       <w:pPr>
@@ -2527,7 +2739,21 @@
         <w:rPr>
           <w:rFonts w:ascii="Calibri" w:hAnsi="Calibri" w:cs="Calibri"/>
         </w:rPr>
-        <w:t xml:space="preserve">- Stuff that is stored in the SPIFFS/LittleFS file systems in microcontroller memory.  </w:t>
+        <w:t>- Stuff that is stored in the SPIFFS/</w:t>
+      </w:r>
+      <w:proofErr w:type="spellStart"/>
+      <w:r>
+        <w:rPr>
+          <w:rFonts w:ascii="Calibri" w:hAnsi="Calibri" w:cs="Calibri"/>
+        </w:rPr>
+        <w:t>LittleFS</w:t>
+      </w:r>
+      <w:proofErr w:type="spellEnd"/>
+      <w:r>
+        <w:rPr>
+          <w:rFonts w:ascii="Calibri" w:hAnsi="Calibri" w:cs="Calibri"/>
+        </w:rPr>
+        <w:t xml:space="preserve"> file systems in microcontroller memory.  </w:t>
       </w:r>
     </w:p>
     <w:p>
@@ -2679,8 +2905,18 @@
           <w:bCs/>
         </w:rPr>
         <w:br/>
-        <w:t xml:space="preserve">    pin_config.h</w:t>
-      </w:r>
+        <w:t xml:space="preserve">    </w:t>
+      </w:r>
+      <w:proofErr w:type="spellStart"/>
+      <w:r>
+        <w:rPr>
+          <w:rFonts w:ascii="Calibri" w:hAnsi="Calibri" w:cs="Calibri"/>
+          <w:b/>
+          <w:bCs/>
+        </w:rPr>
+        <w:t>pin_config.h</w:t>
+      </w:r>
+      <w:proofErr w:type="spellEnd"/>
       <w:r>
         <w:rPr>
           <w:rFonts w:ascii="Calibri" w:hAnsi="Calibri" w:cs="Calibri"/>
@@ -2710,8 +2946,17 @@
           <w:bCs/>
         </w:rPr>
         <w:br/>
+      </w:r>
+      <w:proofErr w:type="spellStart"/>
+      <w:r>
+        <w:rPr>
+          <w:rFonts w:ascii="Calibri" w:hAnsi="Calibri" w:cs="Calibri"/>
+          <w:b/>
+          <w:bCs/>
+        </w:rPr>
         <w:t>src</w:t>
       </w:r>
+      <w:proofErr w:type="spellEnd"/>
       <w:r>
         <w:rPr>
           <w:rFonts w:ascii="Calibri" w:hAnsi="Calibri" w:cs="Calibri"/>
@@ -2755,12 +3000,29 @@
         <w:rPr>
           <w:rFonts w:ascii="Calibri" w:hAnsi="Calibri" w:cs="Calibri"/>
         </w:rPr>
-        <w:t>Arduino /ino style file which contains the starting point for your source, or maybe all of it.</w:t>
+        <w:t>Arduino /</w:t>
+      </w:r>
+      <w:proofErr w:type="spellStart"/>
+      <w:r>
+        <w:rPr>
+          <w:rFonts w:ascii="Calibri" w:hAnsi="Calibri" w:cs="Calibri"/>
+        </w:rPr>
+        <w:t>ino</w:t>
+      </w:r>
+      <w:proofErr w:type="spellEnd"/>
+      <w:r>
+        <w:rPr>
+          <w:rFonts w:ascii="Calibri" w:hAnsi="Calibri" w:cs="Calibri"/>
+        </w:rPr>
+        <w:t xml:space="preserve"> style file which contains the starting point for your source, or maybe all of it.</w:t>
       </w:r>
     </w:p>
     <w:p>
       <w:pPr>
         <w:pStyle w:val="NoSpacing"/>
+        <w:rPr>
+          <w:rFonts w:ascii="Calibri" w:hAnsi="Calibri" w:cs="Calibri"/>
+        </w:rPr>
       </w:pPr>
     </w:p>
     <w:p>
@@ -2932,8 +3194,16 @@
         <w:rPr>
           <w:rFonts w:ascii="Calibri" w:hAnsi="Calibri" w:cs="Calibri"/>
         </w:rPr>
-        <w:t>To clone the repository</w:t>
-      </w:r>
+        <w:t xml:space="preserve">To clone the </w:t>
+      </w:r>
+      <w:proofErr w:type="gramStart"/>
+      <w:r>
+        <w:rPr>
+          <w:rFonts w:ascii="Calibri" w:hAnsi="Calibri" w:cs="Calibri"/>
+        </w:rPr>
+        <w:t>repository</w:t>
+      </w:r>
+      <w:proofErr w:type="gramEnd"/>
       <w:r>
         <w:rPr>
           <w:rFonts w:ascii="Calibri" w:hAnsi="Calibri" w:cs="Calibri"/>
@@ -3108,7 +3378,25 @@
           <w:b/>
           <w:bCs/>
         </w:rPr>
-        <w:t>Documents\PlatformIO\Projects</w:t>
+        <w:t>Documents\</w:t>
+      </w:r>
+      <w:proofErr w:type="spellStart"/>
+      <w:r>
+        <w:rPr>
+          <w:rFonts w:ascii="Calibri" w:hAnsi="Calibri" w:cs="Calibri"/>
+          <w:b/>
+          <w:bCs/>
+        </w:rPr>
+        <w:t>PlatformIO</w:t>
+      </w:r>
+      <w:proofErr w:type="spellEnd"/>
+      <w:r>
+        <w:rPr>
+          <w:rFonts w:ascii="Calibri" w:hAnsi="Calibri" w:cs="Calibri"/>
+          <w:b/>
+          <w:bCs/>
+        </w:rPr>
+        <w:t>\Projects</w:t>
       </w:r>
       <w:r>
         <w:rPr>
@@ -3879,13 +4167,47 @@
           <w:b/>
           <w:bCs/>
         </w:rPr>
-        <w:t>Location:  Use Default Location</w:t>
-      </w:r>
-      <w:r>
-        <w:rPr>
-          <w:rFonts w:ascii="Calibri" w:hAnsi="Calibri" w:cs="Calibri"/>
-        </w:rPr>
-        <w:t xml:space="preserve">  This directory is </w:t>
+        <w:t>Location</w:t>
+      </w:r>
+      <w:proofErr w:type="gramStart"/>
+      <w:r>
+        <w:rPr>
+          <w:rFonts w:ascii="Calibri" w:hAnsi="Calibri" w:cs="Calibri"/>
+          <w:b/>
+          <w:bCs/>
+        </w:rPr>
+        <w:t>:  Use</w:t>
+      </w:r>
+      <w:proofErr w:type="gramEnd"/>
+      <w:r>
+        <w:rPr>
+          <w:rFonts w:ascii="Calibri" w:hAnsi="Calibri" w:cs="Calibri"/>
+          <w:b/>
+          <w:bCs/>
+        </w:rPr>
+        <w:t xml:space="preserve"> Default </w:t>
+      </w:r>
+      <w:proofErr w:type="gramStart"/>
+      <w:r>
+        <w:rPr>
+          <w:rFonts w:ascii="Calibri" w:hAnsi="Calibri" w:cs="Calibri"/>
+          <w:b/>
+          <w:bCs/>
+        </w:rPr>
+        <w:t>Location</w:t>
+      </w:r>
+      <w:r>
+        <w:rPr>
+          <w:rFonts w:ascii="Calibri" w:hAnsi="Calibri" w:cs="Calibri"/>
+        </w:rPr>
+        <w:t xml:space="preserve">  This</w:t>
+      </w:r>
+      <w:proofErr w:type="gramEnd"/>
+      <w:r>
+        <w:rPr>
+          <w:rFonts w:ascii="Calibri" w:hAnsi="Calibri" w:cs="Calibri"/>
+        </w:rPr>
+        <w:t xml:space="preserve"> directory is </w:t>
       </w:r>
     </w:p>
     <w:p>
@@ -3910,8 +4232,18 @@
           <w:b/>
           <w:bCs/>
         </w:rPr>
-        <w:t>Documents\PlatformIO</w:t>
-      </w:r>
+        <w:t>Documents\</w:t>
+      </w:r>
+      <w:proofErr w:type="spellStart"/>
+      <w:r>
+        <w:rPr>
+          <w:rFonts w:ascii="Calibri" w:hAnsi="Calibri" w:cs="Calibri"/>
+          <w:b/>
+          <w:bCs/>
+        </w:rPr>
+        <w:t>PlatformIO</w:t>
+      </w:r>
+      <w:proofErr w:type="spellEnd"/>
     </w:p>
     <w:p>
       <w:pPr>
@@ -4013,8 +4345,18 @@
           <w:b/>
           <w:bCs/>
         </w:rPr>
-        <w:t>Documents\PlatformIO</w:t>
-      </w:r>
+        <w:t>Documents\</w:t>
+      </w:r>
+      <w:proofErr w:type="spellStart"/>
+      <w:r>
+        <w:rPr>
+          <w:rFonts w:ascii="Calibri" w:hAnsi="Calibri" w:cs="Calibri"/>
+          <w:b/>
+          <w:bCs/>
+        </w:rPr>
+        <w:t>PlatformIO</w:t>
+      </w:r>
+      <w:proofErr w:type="spellEnd"/>
       <w:r>
         <w:rPr>
           <w:rFonts w:ascii="Calibri" w:hAnsi="Calibri" w:cs="Calibri"/>
@@ -4491,7 +4833,25 @@
           <w:b/>
           <w:bCs/>
         </w:rPr>
-        <w:t>Documents\PlatformIO\Projects</w:t>
+        <w:t>Documents\</w:t>
+      </w:r>
+      <w:proofErr w:type="spellStart"/>
+      <w:r>
+        <w:rPr>
+          <w:rFonts w:ascii="Calibri" w:hAnsi="Calibri" w:cs="Calibri"/>
+          <w:b/>
+          <w:bCs/>
+        </w:rPr>
+        <w:t>PlatformIO</w:t>
+      </w:r>
+      <w:proofErr w:type="spellEnd"/>
+      <w:r>
+        <w:rPr>
+          <w:rFonts w:ascii="Calibri" w:hAnsi="Calibri" w:cs="Calibri"/>
+          <w:b/>
+          <w:bCs/>
+        </w:rPr>
+        <w:t>\Projects</w:t>
       </w:r>
       <w:r>
         <w:rPr>
@@ -4563,7 +4923,25 @@
           <w:b/>
           <w:bCs/>
         </w:rPr>
-        <w:t>Documents\PlatformIO\Projects</w:t>
+        <w:t>Documents\</w:t>
+      </w:r>
+      <w:proofErr w:type="spellStart"/>
+      <w:r>
+        <w:rPr>
+          <w:rFonts w:ascii="Calibri" w:hAnsi="Calibri" w:cs="Calibri"/>
+          <w:b/>
+          <w:bCs/>
+        </w:rPr>
+        <w:t>PlatformIO</w:t>
+      </w:r>
+      <w:proofErr w:type="spellEnd"/>
+      <w:r>
+        <w:rPr>
+          <w:rFonts w:ascii="Calibri" w:hAnsi="Calibri" w:cs="Calibri"/>
+          <w:b/>
+          <w:bCs/>
+        </w:rPr>
+        <w:t>\Projects</w:t>
       </w:r>
     </w:p>
     <w:p>
@@ -4603,7 +4981,25 @@
           <w:b/>
           <w:bCs/>
         </w:rPr>
-        <w:t>In A New Window</w:t>
+        <w:t xml:space="preserve">In </w:t>
+      </w:r>
+      <w:proofErr w:type="gramStart"/>
+      <w:r>
+        <w:rPr>
+          <w:rFonts w:ascii="Calibri" w:hAnsi="Calibri" w:cs="Calibri"/>
+          <w:b/>
+          <w:bCs/>
+        </w:rPr>
+        <w:t>A</w:t>
+      </w:r>
+      <w:proofErr w:type="gramEnd"/>
+      <w:r>
+        <w:rPr>
+          <w:rFonts w:ascii="Calibri" w:hAnsi="Calibri" w:cs="Calibri"/>
+          <w:b/>
+          <w:bCs/>
+        </w:rPr>
+        <w:t xml:space="preserve"> New Window</w:t>
       </w:r>
       <w:r>
         <w:rPr>
@@ -4675,7 +5071,25 @@
           <w:b/>
           <w:bCs/>
         </w:rPr>
-        <w:t>Documents\PlatformIO\Projects\Temporary</w:t>
+        <w:t>Documents\</w:t>
+      </w:r>
+      <w:proofErr w:type="spellStart"/>
+      <w:r>
+        <w:rPr>
+          <w:rFonts w:ascii="Calibri" w:hAnsi="Calibri" w:cs="Calibri"/>
+          <w:b/>
+          <w:bCs/>
+        </w:rPr>
+        <w:t>PlatformIO</w:t>
+      </w:r>
+      <w:proofErr w:type="spellEnd"/>
+      <w:r>
+        <w:rPr>
+          <w:rFonts w:ascii="Calibri" w:hAnsi="Calibri" w:cs="Calibri"/>
+          <w:b/>
+          <w:bCs/>
+        </w:rPr>
+        <w:t>\Projects\Temporary</w:t>
       </w:r>
     </w:p>
     <w:p>
@@ -5052,6 +5466,7 @@
           <w:rFonts w:ascii="Calibri" w:hAnsi="Calibri" w:cs="Calibri"/>
         </w:rPr>
       </w:pPr>
+      <w:proofErr w:type="gramStart"/>
       <w:r>
         <w:rPr>
           <w:rFonts w:ascii="Calibri" w:hAnsi="Calibri" w:cs="Calibri"/>
@@ -5060,6 +5475,7 @@
         </w:rPr>
         <w:t>Yes</w:t>
       </w:r>
+      <w:proofErr w:type="gramEnd"/>
       <w:r>
         <w:rPr>
           <w:rFonts w:ascii="Calibri" w:hAnsi="Calibri" w:cs="Calibri"/>
@@ -5150,7 +5566,21 @@
         <w:rPr>
           <w:rFonts w:ascii="Calibri" w:hAnsi="Calibri" w:cs="Calibri"/>
         </w:rPr>
-        <w:t>A message appears about pushing and pulling from Git</w:t>
+        <w:t xml:space="preserve">A message appears </w:t>
+      </w:r>
+      <w:proofErr w:type="gramStart"/>
+      <w:r>
+        <w:rPr>
+          <w:rFonts w:ascii="Calibri" w:hAnsi="Calibri" w:cs="Calibri"/>
+        </w:rPr>
+        <w:t>about</w:t>
+      </w:r>
+      <w:proofErr w:type="gramEnd"/>
+      <w:r>
+        <w:rPr>
+          <w:rFonts w:ascii="Calibri" w:hAnsi="Calibri" w:cs="Calibri"/>
+        </w:rPr>
+        <w:t xml:space="preserve"> pushing and pulling from Git</w:t>
       </w:r>
       <w:r>
         <w:rPr>
@@ -5189,7 +5619,21 @@
         <w:rPr>
           <w:rFonts w:ascii="Calibri" w:hAnsi="Calibri" w:cs="Calibri"/>
         </w:rPr>
-        <w:t>A new entry should appear in the GRAPH pane below the Changes pane, showing the commit we just made.</w:t>
+        <w:t xml:space="preserve">A new entry should appear in the GRAPH pane below the Changes pane, showing the </w:t>
+      </w:r>
+      <w:proofErr w:type="gramStart"/>
+      <w:r>
+        <w:rPr>
+          <w:rFonts w:ascii="Calibri" w:hAnsi="Calibri" w:cs="Calibri"/>
+        </w:rPr>
+        <w:t>commit</w:t>
+      </w:r>
+      <w:proofErr w:type="gramEnd"/>
+      <w:r>
+        <w:rPr>
+          <w:rFonts w:ascii="Calibri" w:hAnsi="Calibri" w:cs="Calibri"/>
+        </w:rPr>
+        <w:t xml:space="preserve"> we just made.</w:t>
       </w:r>
     </w:p>
     <w:p>
@@ -5270,7 +5714,35 @@
         <w:rPr>
           <w:rFonts w:ascii="Calibri" w:hAnsi="Calibri" w:cs="Calibri"/>
         </w:rPr>
-        <w:t xml:space="preserve">Do we want VS Code to run git fetch periodically?  Only really needed if someone else is working on the project with us, so let’s </w:t>
+        <w:t xml:space="preserve">Do we want VS Code to run git </w:t>
+      </w:r>
+      <w:proofErr w:type="gramStart"/>
+      <w:r>
+        <w:rPr>
+          <w:rFonts w:ascii="Calibri" w:hAnsi="Calibri" w:cs="Calibri"/>
+        </w:rPr>
+        <w:t>fetch</w:t>
+      </w:r>
+      <w:proofErr w:type="gramEnd"/>
+      <w:r>
+        <w:rPr>
+          <w:rFonts w:ascii="Calibri" w:hAnsi="Calibri" w:cs="Calibri"/>
+        </w:rPr>
+        <w:t xml:space="preserve"> periodically?  </w:t>
+      </w:r>
+      <w:proofErr w:type="gramStart"/>
+      <w:r>
+        <w:rPr>
+          <w:rFonts w:ascii="Calibri" w:hAnsi="Calibri" w:cs="Calibri"/>
+        </w:rPr>
+        <w:t>Only</w:t>
+      </w:r>
+      <w:proofErr w:type="gramEnd"/>
+      <w:r>
+        <w:rPr>
+          <w:rFonts w:ascii="Calibri" w:hAnsi="Calibri" w:cs="Calibri"/>
+        </w:rPr>
+        <w:t xml:space="preserve"> really needed if someone else is working on the project with us, so let’s </w:t>
       </w:r>
       <w:r>
         <w:rPr>
@@ -5420,6 +5892,7 @@
         </w:rPr>
         <w:t xml:space="preserve"> </w:t>
       </w:r>
+      <w:proofErr w:type="gramStart"/>
       <w:r>
         <w:rPr>
           <w:rFonts w:ascii="Calibri" w:hAnsi="Calibri" w:cs="Calibri"/>
@@ -5428,19 +5901,50 @@
         </w:rPr>
         <w:t>/</w:t>
       </w:r>
-      <w:r>
-        <w:rPr>
-          <w:rFonts w:ascii="Calibri" w:hAnsi="Calibri" w:cs="Calibri"/>
-          <w:b/>
-          <w:bCs/>
-        </w:rPr>
-        <w:t>src/main.cpp</w:t>
-      </w:r>
-      <w:r>
-        <w:rPr>
-          <w:rFonts w:ascii="Calibri" w:hAnsi="Calibri" w:cs="Calibri"/>
-        </w:rPr>
-        <w:t xml:space="preserve">  It should be of the same structure as an Arduino .ino file, with a setup function that runs once and a loop function that runs forever.</w:t>
+      <w:proofErr w:type="spellStart"/>
+      <w:r>
+        <w:rPr>
+          <w:rFonts w:ascii="Calibri" w:hAnsi="Calibri" w:cs="Calibri"/>
+          <w:b/>
+          <w:bCs/>
+        </w:rPr>
+        <w:t>src</w:t>
+      </w:r>
+      <w:proofErr w:type="spellEnd"/>
+      <w:r>
+        <w:rPr>
+          <w:rFonts w:ascii="Calibri" w:hAnsi="Calibri" w:cs="Calibri"/>
+          <w:b/>
+          <w:bCs/>
+        </w:rPr>
+        <w:t>/main.cpp</w:t>
+      </w:r>
+      <w:r>
+        <w:rPr>
+          <w:rFonts w:ascii="Calibri" w:hAnsi="Calibri" w:cs="Calibri"/>
+        </w:rPr>
+        <w:t xml:space="preserve">  It</w:t>
+      </w:r>
+      <w:proofErr w:type="gramEnd"/>
+      <w:r>
+        <w:rPr>
+          <w:rFonts w:ascii="Calibri" w:hAnsi="Calibri" w:cs="Calibri"/>
+        </w:rPr>
+        <w:t xml:space="preserve"> should be of the same structure as an Arduino .</w:t>
+      </w:r>
+      <w:proofErr w:type="spellStart"/>
+      <w:r>
+        <w:rPr>
+          <w:rFonts w:ascii="Calibri" w:hAnsi="Calibri" w:cs="Calibri"/>
+        </w:rPr>
+        <w:t>ino</w:t>
+      </w:r>
+      <w:proofErr w:type="spellEnd"/>
+      <w:r>
+        <w:rPr>
+          <w:rFonts w:ascii="Calibri" w:hAnsi="Calibri" w:cs="Calibri"/>
+        </w:rPr>
+        <w:t xml:space="preserve"> file, with a setup function that runs once and a loop function that runs forever.</w:t>
       </w:r>
       <w:r>
         <w:rPr>
@@ -5718,7 +6222,21 @@
         <w:rPr>
           <w:rFonts w:ascii="Calibri" w:hAnsi="Calibri" w:cs="Calibri"/>
         </w:rPr>
-        <w:t>managed libraries location</w:t>
+        <w:t xml:space="preserve">managed </w:t>
+      </w:r>
+      <w:proofErr w:type="gramStart"/>
+      <w:r>
+        <w:rPr>
+          <w:rFonts w:ascii="Calibri" w:hAnsi="Calibri" w:cs="Calibri"/>
+        </w:rPr>
+        <w:t>libraries</w:t>
+      </w:r>
+      <w:proofErr w:type="gramEnd"/>
+      <w:r>
+        <w:rPr>
+          <w:rFonts w:ascii="Calibri" w:hAnsi="Calibri" w:cs="Calibri"/>
+        </w:rPr>
+        <w:t xml:space="preserve"> location</w:t>
       </w:r>
       <w:r>
         <w:rPr>
@@ -5726,6 +6244,7 @@
         </w:rPr>
         <w:t xml:space="preserve"> </w:t>
       </w:r>
+      <w:proofErr w:type="gramStart"/>
       <w:r>
         <w:rPr>
           <w:rFonts w:ascii="Calibri" w:hAnsi="Calibri" w:cs="Calibri"/>
@@ -5740,8 +6259,19 @@
           <w:b/>
           <w:bCs/>
         </w:rPr>
-        <w:t>.pio</w:t>
-      </w:r>
+        <w:t>.</w:t>
+      </w:r>
+      <w:proofErr w:type="spellStart"/>
+      <w:r>
+        <w:rPr>
+          <w:rFonts w:ascii="Calibri" w:hAnsi="Calibri" w:cs="Calibri"/>
+          <w:b/>
+          <w:bCs/>
+        </w:rPr>
+        <w:t>pio</w:t>
+      </w:r>
+      <w:proofErr w:type="spellEnd"/>
+      <w:proofErr w:type="gramEnd"/>
       <w:r>
         <w:rPr>
           <w:rFonts w:ascii="Calibri" w:hAnsi="Calibri" w:cs="Calibri"/>
@@ -5750,13 +6280,23 @@
         </w:rPr>
         <w:t>/</w:t>
       </w:r>
-      <w:r>
-        <w:rPr>
-          <w:rFonts w:ascii="Calibri" w:hAnsi="Calibri" w:cs="Calibri"/>
-          <w:b/>
-          <w:bCs/>
-        </w:rPr>
-        <w:t xml:space="preserve">libdeps </w:t>
+      <w:proofErr w:type="spellStart"/>
+      <w:r>
+        <w:rPr>
+          <w:rFonts w:ascii="Calibri" w:hAnsi="Calibri" w:cs="Calibri"/>
+          <w:b/>
+          <w:bCs/>
+        </w:rPr>
+        <w:t>libdeps</w:t>
+      </w:r>
+      <w:proofErr w:type="spellEnd"/>
+      <w:r>
+        <w:rPr>
+          <w:rFonts w:ascii="Calibri" w:hAnsi="Calibri" w:cs="Calibri"/>
+          <w:b/>
+          <w:bCs/>
+        </w:rPr>
+        <w:t xml:space="preserve"> </w:t>
       </w:r>
     </w:p>
     <w:p>
@@ -6113,7 +6653,7 @@
           <w:noProof/>
         </w:rPr>
         <w:drawing>
-          <wp:inline distT="0" distB="0" distL="0" distR="0" wp14:anchorId="1B1EB92A" wp14:editId="57277315">
+          <wp:inline distT="0" distB="0" distL="0" distR="0" wp14:anchorId="1B1EB92A" wp14:editId="01659F85">
             <wp:extent cx="5269230" cy="1852112"/>
             <wp:effectExtent l="0" t="0" r="7620" b="0"/>
             <wp:docPr id="170187030" name="Picture 14"/>
@@ -6247,7 +6787,21 @@
         <w:rPr>
           <w:rFonts w:ascii="Calibri" w:hAnsi="Calibri" w:cs="Calibri"/>
         </w:rPr>
-        <w:t xml:space="preserve">Once we have made some update to the code on </w:t>
+        <w:t xml:space="preserve">Once we have made some </w:t>
+      </w:r>
+      <w:proofErr w:type="gramStart"/>
+      <w:r>
+        <w:rPr>
+          <w:rFonts w:ascii="Calibri" w:hAnsi="Calibri" w:cs="Calibri"/>
+        </w:rPr>
+        <w:t>update</w:t>
+      </w:r>
+      <w:proofErr w:type="gramEnd"/>
+      <w:r>
+        <w:rPr>
+          <w:rFonts w:ascii="Calibri" w:hAnsi="Calibri" w:cs="Calibri"/>
+        </w:rPr>
+        <w:t xml:space="preserve"> to the code on </w:t>
       </w:r>
       <w:r>
         <w:rPr>
@@ -6265,7 +6819,35 @@
         <w:rPr>
           <w:rFonts w:ascii="Calibri" w:hAnsi="Calibri" w:cs="Calibri"/>
         </w:rPr>
-        <w:t>.  This process will commit to the selected branch of the currently open project repository, as that’s the branch where the changes were done.</w:t>
+        <w:t xml:space="preserve">.  This process will </w:t>
+      </w:r>
+      <w:proofErr w:type="gramStart"/>
+      <w:r>
+        <w:rPr>
+          <w:rFonts w:ascii="Calibri" w:hAnsi="Calibri" w:cs="Calibri"/>
+        </w:rPr>
+        <w:t>commit</w:t>
+      </w:r>
+      <w:proofErr w:type="gramEnd"/>
+      <w:r>
+        <w:rPr>
+          <w:rFonts w:ascii="Calibri" w:hAnsi="Calibri" w:cs="Calibri"/>
+        </w:rPr>
+        <w:t xml:space="preserve"> to the selected branch of the currently open project repository, as that’s the branch where the changes were </w:t>
+      </w:r>
+      <w:proofErr w:type="gramStart"/>
+      <w:r>
+        <w:rPr>
+          <w:rFonts w:ascii="Calibri" w:hAnsi="Calibri" w:cs="Calibri"/>
+        </w:rPr>
+        <w:t>done</w:t>
+      </w:r>
+      <w:proofErr w:type="gramEnd"/>
+      <w:r>
+        <w:rPr>
+          <w:rFonts w:ascii="Calibri" w:hAnsi="Calibri" w:cs="Calibri"/>
+        </w:rPr>
+        <w:t>.</w:t>
       </w:r>
     </w:p>
     <w:p>
@@ -6303,13 +6885,29 @@
           <w:b/>
           <w:bCs/>
         </w:rPr>
-        <w:t>File/Save</w:t>
-      </w:r>
-      <w:r>
-        <w:rPr>
-          <w:rFonts w:ascii="Calibri" w:hAnsi="Calibri" w:cs="Calibri"/>
-        </w:rPr>
-        <w:t xml:space="preserve">  This saves each open and changed file in VS Code.</w:t>
+        <w:t>File/</w:t>
+      </w:r>
+      <w:proofErr w:type="gramStart"/>
+      <w:r>
+        <w:rPr>
+          <w:rFonts w:ascii="Calibri" w:hAnsi="Calibri" w:cs="Calibri"/>
+          <w:b/>
+          <w:bCs/>
+        </w:rPr>
+        <w:t>Save</w:t>
+      </w:r>
+      <w:r>
+        <w:rPr>
+          <w:rFonts w:ascii="Calibri" w:hAnsi="Calibri" w:cs="Calibri"/>
+        </w:rPr>
+        <w:t xml:space="preserve">  This</w:t>
+      </w:r>
+      <w:proofErr w:type="gramEnd"/>
+      <w:r>
+        <w:rPr>
+          <w:rFonts w:ascii="Calibri" w:hAnsi="Calibri" w:cs="Calibri"/>
+        </w:rPr>
+        <w:t xml:space="preserve"> saves each open and changed file in VS Code.</w:t>
       </w:r>
     </w:p>
     <w:p>
@@ -6363,7 +6961,7 @@
           <w:noProof/>
         </w:rPr>
         <w:drawing>
-          <wp:inline distT="0" distB="0" distL="0" distR="0" wp14:anchorId="75C113B6" wp14:editId="046CA5F6">
+          <wp:inline distT="0" distB="0" distL="0" distR="0" wp14:anchorId="75C113B6" wp14:editId="197A3C3D">
             <wp:extent cx="265747" cy="354329"/>
             <wp:effectExtent l="0" t="0" r="1270" b="8255"/>
             <wp:docPr id="1072490261" name="Picture 5"/>
@@ -6565,7 +7163,21 @@
         <w:rPr>
           <w:rFonts w:ascii="Calibri" w:hAnsi="Calibri" w:cs="Calibri"/>
         </w:rPr>
-        <w:t xml:space="preserve"> to commit those changes to the repository.  A new file called COMMIT_EDITMSG opens in the middle pane of VS Code:</w:t>
+        <w:t xml:space="preserve"> to </w:t>
+      </w:r>
+      <w:proofErr w:type="gramStart"/>
+      <w:r>
+        <w:rPr>
+          <w:rFonts w:ascii="Calibri" w:hAnsi="Calibri" w:cs="Calibri"/>
+        </w:rPr>
+        <w:t>commit</w:t>
+      </w:r>
+      <w:proofErr w:type="gramEnd"/>
+      <w:r>
+        <w:rPr>
+          <w:rFonts w:ascii="Calibri" w:hAnsi="Calibri" w:cs="Calibri"/>
+        </w:rPr>
+        <w:t xml:space="preserve"> those changes to the repository.  A new file called COMMIT_EDITMSG opens in the middle pane of VS Code:</w:t>
       </w:r>
     </w:p>
     <w:p>
@@ -7213,7 +7825,35 @@
         <w:rPr>
           <w:rFonts w:ascii="Calibri" w:hAnsi="Calibri" w:cs="Calibri"/>
         </w:rPr>
-        <w:t>and causes all updates after the branch to go to the new branch name.  To create a new branch requires write permissions in the project:</w:t>
+        <w:t xml:space="preserve">and causes all updates after the branch to go to the new branch name.  To create a new branch requires </w:t>
+      </w:r>
+      <w:proofErr w:type="gramStart"/>
+      <w:r>
+        <w:rPr>
+          <w:rFonts w:ascii="Calibri" w:hAnsi="Calibri" w:cs="Calibri"/>
+        </w:rPr>
+        <w:t>write</w:t>
+      </w:r>
+      <w:proofErr w:type="gramEnd"/>
+      <w:r>
+        <w:rPr>
+          <w:rFonts w:ascii="Calibri" w:hAnsi="Calibri" w:cs="Calibri"/>
+        </w:rPr>
+        <w:t xml:space="preserve"> permissions </w:t>
+      </w:r>
+      <w:proofErr w:type="gramStart"/>
+      <w:r>
+        <w:rPr>
+          <w:rFonts w:ascii="Calibri" w:hAnsi="Calibri" w:cs="Calibri"/>
+        </w:rPr>
+        <w:t>in</w:t>
+      </w:r>
+      <w:proofErr w:type="gramEnd"/>
+      <w:r>
+        <w:rPr>
+          <w:rFonts w:ascii="Calibri" w:hAnsi="Calibri" w:cs="Calibri"/>
+        </w:rPr>
+        <w:t xml:space="preserve"> the project:</w:t>
       </w:r>
     </w:p>
     <w:p>
@@ -7239,7 +7879,7 @@
           <w:noProof/>
         </w:rPr>
         <w:drawing>
-          <wp:inline distT="0" distB="0" distL="0" distR="0" wp14:anchorId="3D2C3C39" wp14:editId="15D76C91">
+          <wp:inline distT="0" distB="0" distL="0" distR="0" wp14:anchorId="3D2C3C39" wp14:editId="113E2E13">
             <wp:extent cx="628650" cy="204501"/>
             <wp:effectExtent l="0" t="0" r="0" b="5080"/>
             <wp:docPr id="2035753792" name="Picture 1"/>
@@ -7318,13 +7958,29 @@
           <w:b/>
           <w:bCs/>
         </w:rPr>
-        <w:t>Click the Current Branch icon</w:t>
-      </w:r>
-      <w:r>
-        <w:rPr>
-          <w:rFonts w:ascii="Calibri" w:hAnsi="Calibri" w:cs="Calibri"/>
-        </w:rPr>
-        <w:t xml:space="preserve">  This will show a list of existing branches in the top center of VS Code.</w:t>
+        <w:t xml:space="preserve">Click the Current Branch </w:t>
+      </w:r>
+      <w:proofErr w:type="gramStart"/>
+      <w:r>
+        <w:rPr>
+          <w:rFonts w:ascii="Calibri" w:hAnsi="Calibri" w:cs="Calibri"/>
+          <w:b/>
+          <w:bCs/>
+        </w:rPr>
+        <w:t>icon</w:t>
+      </w:r>
+      <w:r>
+        <w:rPr>
+          <w:rFonts w:ascii="Calibri" w:hAnsi="Calibri" w:cs="Calibri"/>
+        </w:rPr>
+        <w:t xml:space="preserve">  This</w:t>
+      </w:r>
+      <w:proofErr w:type="gramEnd"/>
+      <w:r>
+        <w:rPr>
+          <w:rFonts w:ascii="Calibri" w:hAnsi="Calibri" w:cs="Calibri"/>
+        </w:rPr>
+        <w:t xml:space="preserve"> will show a list of existing branches in the top center of VS Code.</w:t>
       </w:r>
     </w:p>
     <w:p>
@@ -7938,7 +8594,21 @@
         <w:rPr>
           <w:rFonts w:ascii="Calibri" w:hAnsi="Calibri" w:cs="Calibri"/>
         </w:rPr>
-        <w:t>To start over:</w:t>
+        <w:t xml:space="preserve">To start </w:t>
+      </w:r>
+      <w:proofErr w:type="gramStart"/>
+      <w:r>
+        <w:rPr>
+          <w:rFonts w:ascii="Calibri" w:hAnsi="Calibri" w:cs="Calibri"/>
+        </w:rPr>
+        <w:t>over</w:t>
+      </w:r>
+      <w:proofErr w:type="gramEnd"/>
+      <w:r>
+        <w:rPr>
+          <w:rFonts w:ascii="Calibri" w:hAnsi="Calibri" w:cs="Calibri"/>
+        </w:rPr>
+        <w:t>:</w:t>
       </w:r>
     </w:p>
     <w:p>
@@ -8046,7 +8716,25 @@
           <w:b/>
           <w:bCs/>
         </w:rPr>
-        <w:t>Documents\PlatformIO\Projects</w:t>
+        <w:t>Documents\</w:t>
+      </w:r>
+      <w:proofErr w:type="spellStart"/>
+      <w:r>
+        <w:rPr>
+          <w:rFonts w:ascii="Calibri" w:hAnsi="Calibri" w:cs="Calibri"/>
+          <w:b/>
+          <w:bCs/>
+        </w:rPr>
+        <w:t>PlatformIO</w:t>
+      </w:r>
+      <w:proofErr w:type="spellEnd"/>
+      <w:r>
+        <w:rPr>
+          <w:rFonts w:ascii="Calibri" w:hAnsi="Calibri" w:cs="Calibri"/>
+          <w:b/>
+          <w:bCs/>
+        </w:rPr>
+        <w:t>\Projects</w:t>
       </w:r>
     </w:p>
     <w:p>
@@ -8358,6 +9046,7 @@
         </w:rPr>
         <w:t xml:space="preserve">Go to Control Panel / Credential Manager.  Click Windows Credentials.  </w:t>
       </w:r>
+      <w:proofErr w:type="gramStart"/>
       <w:r>
         <w:rPr>
           <w:rFonts w:ascii="Calibri" w:hAnsi="Calibri" w:cs="Calibri"/>
@@ -8368,13 +9057,50 @@
         <w:rPr>
           <w:rFonts w:ascii="Calibri" w:hAnsi="Calibri" w:cs="Calibri"/>
         </w:rPr>
-        <w:t xml:space="preserve"> Git:https://github.com and remove it.</w:t>
-      </w:r>
-      <w:r>
-        <w:rPr>
-          <w:rFonts w:ascii="Calibri" w:hAnsi="Calibri" w:cs="Calibri"/>
-        </w:rPr>
-        <w:t xml:space="preserve">  Find “vscodevscode.github-authentication…” and remove it.</w:t>
+        <w:t xml:space="preserve"> </w:t>
+      </w:r>
+      <w:proofErr w:type="spellStart"/>
+      <w:r>
+        <w:rPr>
+          <w:rFonts w:ascii="Calibri" w:hAnsi="Calibri" w:cs="Calibri"/>
+        </w:rPr>
+        <w:t>Git</w:t>
+      </w:r>
+      <w:proofErr w:type="gramEnd"/>
+      <w:r>
+        <w:rPr>
+          <w:rFonts w:ascii="Calibri" w:hAnsi="Calibri" w:cs="Calibri"/>
+        </w:rPr>
+        <w:t>:https</w:t>
+      </w:r>
+      <w:proofErr w:type="spellEnd"/>
+      <w:r>
+        <w:rPr>
+          <w:rFonts w:ascii="Calibri" w:hAnsi="Calibri" w:cs="Calibri"/>
+        </w:rPr>
+        <w:t>://github.com and remove it.</w:t>
+      </w:r>
+      <w:r>
+        <w:rPr>
+          <w:rFonts w:ascii="Calibri" w:hAnsi="Calibri" w:cs="Calibri"/>
+        </w:rPr>
+        <w:t xml:space="preserve">  Find “</w:t>
+      </w:r>
+      <w:proofErr w:type="spellStart"/>
+      <w:proofErr w:type="gramStart"/>
+      <w:r>
+        <w:rPr>
+          <w:rFonts w:ascii="Calibri" w:hAnsi="Calibri" w:cs="Calibri"/>
+        </w:rPr>
+        <w:t>vscodevscode.github</w:t>
+      </w:r>
+      <w:proofErr w:type="spellEnd"/>
+      <w:proofErr w:type="gramEnd"/>
+      <w:r>
+        <w:rPr>
+          <w:rFonts w:ascii="Calibri" w:hAnsi="Calibri" w:cs="Calibri"/>
+        </w:rPr>
+        <w:t>-authentication…” and remove it.</w:t>
       </w:r>
     </w:p>
     <w:p>
@@ -8523,7 +9249,16 @@
           <w:b/>
           <w:bCs/>
         </w:rPr>
-        <w:t>Highlight the folders</w:t>
+        <w:t xml:space="preserve">Highlight the </w:t>
+      </w:r>
+      <w:proofErr w:type="gramStart"/>
+      <w:r>
+        <w:rPr>
+          <w:rFonts w:ascii="Calibri" w:hAnsi="Calibri" w:cs="Calibri"/>
+          <w:b/>
+          <w:bCs/>
+        </w:rPr>
+        <w:t>folders</w:t>
       </w:r>
       <w:r>
         <w:rPr>
@@ -8537,22 +9272,51 @@
           <w:b/>
           <w:bCs/>
         </w:rPr>
-        <w:t>.platformio</w:t>
-      </w:r>
-      <w:r>
-        <w:rPr>
-          <w:rFonts w:ascii="Calibri" w:hAnsi="Calibri" w:cs="Calibri"/>
-        </w:rPr>
-        <w:t xml:space="preserve"> and </w:t>
-      </w:r>
-      <w:r>
-        <w:rPr>
-          <w:rFonts w:ascii="Calibri" w:hAnsi="Calibri" w:cs="Calibri"/>
-          <w:b/>
-          <w:bCs/>
-        </w:rPr>
-        <w:t>.vscode</w:t>
-      </w:r>
+        <w:t>.</w:t>
+      </w:r>
+      <w:proofErr w:type="spellStart"/>
+      <w:r>
+        <w:rPr>
+          <w:rFonts w:ascii="Calibri" w:hAnsi="Calibri" w:cs="Calibri"/>
+          <w:b/>
+          <w:bCs/>
+        </w:rPr>
+        <w:t>platformio</w:t>
+      </w:r>
+      <w:proofErr w:type="spellEnd"/>
+      <w:proofErr w:type="gramEnd"/>
+      <w:r>
+        <w:rPr>
+          <w:rFonts w:ascii="Calibri" w:hAnsi="Calibri" w:cs="Calibri"/>
+        </w:rPr>
+        <w:t xml:space="preserve"> </w:t>
+      </w:r>
+      <w:proofErr w:type="gramStart"/>
+      <w:r>
+        <w:rPr>
+          <w:rFonts w:ascii="Calibri" w:hAnsi="Calibri" w:cs="Calibri"/>
+        </w:rPr>
+        <w:t xml:space="preserve">and </w:t>
+      </w:r>
+      <w:r>
+        <w:rPr>
+          <w:rFonts w:ascii="Calibri" w:hAnsi="Calibri" w:cs="Calibri"/>
+          <w:b/>
+          <w:bCs/>
+        </w:rPr>
+        <w:t>.</w:t>
+      </w:r>
+      <w:proofErr w:type="spellStart"/>
+      <w:r>
+        <w:rPr>
+          <w:rFonts w:ascii="Calibri" w:hAnsi="Calibri" w:cs="Calibri"/>
+          <w:b/>
+          <w:bCs/>
+        </w:rPr>
+        <w:t>vscode</w:t>
+      </w:r>
+      <w:proofErr w:type="spellEnd"/>
+      <w:proofErr w:type="gramEnd"/>
       <w:r>
         <w:rPr>
           <w:rFonts w:ascii="Calibri" w:hAnsi="Calibri" w:cs="Calibri"/>
@@ -8594,7 +9358,7 @@
         </w:rPr>
         <w:lastRenderedPageBreak/>
         <w:drawing>
-          <wp:inline distT="0" distB="0" distL="0" distR="0" wp14:anchorId="6C530EC2" wp14:editId="1BD00188">
+          <wp:inline distT="0" distB="0" distL="0" distR="0" wp14:anchorId="6C530EC2" wp14:editId="1133F4AC">
             <wp:extent cx="2000250" cy="2436140"/>
             <wp:effectExtent l="0" t="0" r="0" b="2540"/>
             <wp:docPr id="1950033485" name="Picture 13"/>
@@ -8701,30 +9465,66 @@
         <w:rPr>
           <w:rFonts w:ascii="Calibri" w:hAnsi="Calibri" w:cs="Calibri"/>
         </w:rPr>
-        <w:t xml:space="preserve">Delete the folders marked </w:t>
-      </w:r>
-      <w:r>
-        <w:rPr>
-          <w:rFonts w:ascii="Calibri" w:hAnsi="Calibri" w:cs="Calibri"/>
-          <w:b/>
-          <w:bCs/>
-        </w:rPr>
-        <w:t>.platformio</w:t>
-      </w:r>
-      <w:r>
-        <w:rPr>
-          <w:rFonts w:ascii="Calibri" w:hAnsi="Calibri" w:cs="Calibri"/>
-        </w:rPr>
-        <w:t xml:space="preserve"> and </w:t>
-      </w:r>
-      <w:r>
-        <w:rPr>
-          <w:rFonts w:ascii="Calibri" w:hAnsi="Calibri" w:cs="Calibri"/>
-          <w:b/>
-          <w:bCs/>
-        </w:rPr>
-        <w:t>.vscode</w:t>
-      </w:r>
+        <w:t xml:space="preserve">Delete the folders </w:t>
+      </w:r>
+      <w:proofErr w:type="gramStart"/>
+      <w:r>
+        <w:rPr>
+          <w:rFonts w:ascii="Calibri" w:hAnsi="Calibri" w:cs="Calibri"/>
+        </w:rPr>
+        <w:t xml:space="preserve">marked </w:t>
+      </w:r>
+      <w:r>
+        <w:rPr>
+          <w:rFonts w:ascii="Calibri" w:hAnsi="Calibri" w:cs="Calibri"/>
+          <w:b/>
+          <w:bCs/>
+        </w:rPr>
+        <w:t>.</w:t>
+      </w:r>
+      <w:proofErr w:type="spellStart"/>
+      <w:r>
+        <w:rPr>
+          <w:rFonts w:ascii="Calibri" w:hAnsi="Calibri" w:cs="Calibri"/>
+          <w:b/>
+          <w:bCs/>
+        </w:rPr>
+        <w:t>platformio</w:t>
+      </w:r>
+      <w:proofErr w:type="spellEnd"/>
+      <w:proofErr w:type="gramEnd"/>
+      <w:r>
+        <w:rPr>
+          <w:rFonts w:ascii="Calibri" w:hAnsi="Calibri" w:cs="Calibri"/>
+        </w:rPr>
+        <w:t xml:space="preserve"> </w:t>
+      </w:r>
+      <w:proofErr w:type="gramStart"/>
+      <w:r>
+        <w:rPr>
+          <w:rFonts w:ascii="Calibri" w:hAnsi="Calibri" w:cs="Calibri"/>
+        </w:rPr>
+        <w:t xml:space="preserve">and </w:t>
+      </w:r>
+      <w:r>
+        <w:rPr>
+          <w:rFonts w:ascii="Calibri" w:hAnsi="Calibri" w:cs="Calibri"/>
+          <w:b/>
+          <w:bCs/>
+        </w:rPr>
+        <w:t>.</w:t>
+      </w:r>
+      <w:proofErr w:type="spellStart"/>
+      <w:r>
+        <w:rPr>
+          <w:rFonts w:ascii="Calibri" w:hAnsi="Calibri" w:cs="Calibri"/>
+          <w:b/>
+          <w:bCs/>
+        </w:rPr>
+        <w:t>vscode</w:t>
+      </w:r>
+      <w:proofErr w:type="spellEnd"/>
+      <w:proofErr w:type="gramEnd"/>
       <w:r>
         <w:rPr>
           <w:rFonts w:ascii="Calibri" w:hAnsi="Calibri" w:cs="Calibri"/>
@@ -8749,13 +9549,23 @@
         </w:rPr>
         <w:t xml:space="preserve">Browse into the </w:t>
       </w:r>
-      <w:r>
-        <w:rPr>
-          <w:rFonts w:ascii="Calibri" w:hAnsi="Calibri" w:cs="Calibri"/>
-          <w:b/>
-          <w:bCs/>
-        </w:rPr>
-        <w:t>UserID\App Data</w:t>
+      <w:proofErr w:type="spellStart"/>
+      <w:r>
+        <w:rPr>
+          <w:rFonts w:ascii="Calibri" w:hAnsi="Calibri" w:cs="Calibri"/>
+          <w:b/>
+          <w:bCs/>
+        </w:rPr>
+        <w:t>UserID</w:t>
+      </w:r>
+      <w:proofErr w:type="spellEnd"/>
+      <w:r>
+        <w:rPr>
+          <w:rFonts w:ascii="Calibri" w:hAnsi="Calibri" w:cs="Calibri"/>
+          <w:b/>
+          <w:bCs/>
+        </w:rPr>
+        <w:t>\App Data</w:t>
       </w:r>
       <w:r>
         <w:rPr>
